--- a/daily-reports/2026-10-29/report.docx
+++ b/daily-reports/2026-10-29/report.docx
@@ -28,28 +28,28 @@
         <w:pStyle w:val="Heading2"/>
       </w:pPr>
       <w:r>
-        <w:t>1. rddmwmddr/android-ad-cleaner  ⭐ 4,480</w:t>
+        <w:t>1. rddmwmddr/android-ad-cleaner  ⭐ 4,490</w:t>
       </w:r>
     </w:p>
     <w:p>
       <w:r>
-        <w:t>语言：Python ｜ Stars：4,480 ｜ Forks：404</w:t>
+        <w:t>语言：Python ｜ Stars：4,490 ｜ Forks：404</w:t>
         <w:br/>
       </w:r>
       <w:r>
-        <w:t>这是什么：这是一个帮你关掉国产安卓手机里各种广告、热搜、资讯推荐和营销推送的小工具。它不需要 root 手机（root 相当于获取手机最高控制权，有风险），而且操作可以还原，还支持用 AI 智能体一键执行。</w:t>
+        <w:t>这是什么：这是一个专门用来关闭国产安卓手机系统里各种广告、热搜、资讯推荐和营销推送的小工具。它不需要你破解手机（也就是不用 root），而且所有改动都可以还原，还支持用 AI 智能体一键执行。</w:t>
         <w:br/>
       </w:r>
       <w:r>
-        <w:t>能用来做什么：你可以用它来清理手机系统中烦人的广告和推荐内容，比如关闭负一屏的热搜、应用商店的营销推送等，让手机用起来更清爽。</w:t>
+        <w:t>能用来做什么：你可以用它来清理手机里烦人的系统广告和推荐内容，比如关闭负一屏的热搜、应用商店的营销推送等，让手机界面更清爽。</w:t>
         <w:br/>
       </w:r>
       <w:r>
-        <w:t>适用领域：手机系统优化、广告拦截、安卓工具</w:t>
+        <w:t>适用领域：手机系统优化、安卓设备管理、个人隐私保护</w:t>
         <w:br/>
       </w:r>
       <w:r>
-        <w:t>对新手有什么帮助：适合想摆脱手机广告骚扰但不懂技术的用户，直接运行就能见效，也适合学习如何用 Python 操作安卓系统。</w:t>
+        <w:t>对新手有什么帮助：适合想自己动手清理手机广告但不懂技术的朋友，按照说明操作就能轻松搞定，还能学习到一些手机系统的基本知识。</w:t>
         <w:br/>
       </w:r>
       <w:r>
@@ -61,28 +61,28 @@
         <w:pStyle w:val="Heading2"/>
       </w:pPr>
       <w:r>
-        <w:t>2. JustAResearcher/gpu-unlock-ada  ⭐ 4,449</w:t>
+        <w:t>2. JustAResearcher/gpu-unlock-ada  ⭐ 4,453</w:t>
       </w:r>
     </w:p>
     <w:p>
       <w:r>
-        <w:t>语言：C ｜ Stars：4,449 ｜ Forks：571</w:t>
+        <w:t>语言：C ｜ Stars：4,453 ｜ Forks：571</w:t>
         <w:br/>
       </w:r>
       <w:r>
-        <w:t>这是什么：这个项目提供了一种解锁 RTX 4090 和实验性 RTX 4070 Ti SUPER 显卡张量核心性能的方法，固件在本地生成。简单说，就是让显卡发挥出更强的计算能力。</w:t>
+        <w:t>这是什么：这个项目提供了一种解锁 RTX 4090 和实验性 RTX 4070 Ti SUPER 显卡张量核心性能的方法，相关固件是在本地生成的。简单说，就是让显卡发挥出更强的计算能力。</w:t>
         <w:br/>
       </w:r>
       <w:r>
-        <w:t>能用来做什么：适合需要极致显卡性能的玩家或研究者，比如进行深度学习训练、高性能计算等场景，可以尝试解锁更多性能。</w:t>
+        <w:t>能用来做什么：适合需要极致显卡性能的用户，比如进行深度学习训练或高性能计算时，可以尝试用它来提升显卡的运算效率。</w:t>
         <w:br/>
       </w:r>
       <w:r>
-        <w:t>适用领域：显卡性能优化、深度学习、高性能计算</w:t>
+        <w:t>适用领域：显卡性能优化、高性能计算、AI 模型训练</w:t>
         <w:br/>
       </w:r>
       <w:r>
-        <w:t>对新手有什么帮助：对硬件爱好者来说，可以学习显卡固件修改和性能调优的知识；但新手需谨慎，因为涉及硬件操作有风险。</w:t>
+        <w:t>对新手有什么帮助：如果你对显卡硬件和性能调优感兴趣，这个项目能让你了解如何安全地解锁硬件潜力，但需要一定的动手能力，新手建议先学习基础知识。</w:t>
         <w:br/>
       </w:r>
       <w:r>
@@ -94,20 +94,20 @@
         <w:pStyle w:val="Heading2"/>
       </w:pPr>
       <w:r>
-        <w:t>3. unclebob/ub-mode  ⭐ 4,014</w:t>
+        <w:t>3. unclebob/ub-mode  ⭐ 4,037</w:t>
       </w:r>
     </w:p>
     <w:p>
       <w:r>
-        <w:t>语言：未知 ｜ Stars：4,014 ｜ Forks：220</w:t>
+        <w:t>语言：未知 ｜ Stars：4,037 ｜ Forks：222</w:t>
         <w:br/>
       </w:r>
       <w:r>
-        <w:t>这是什么：由于项目描述为空，无法准确介绍。从名称推测，这可能是一个与模式（mode）相关的工具或代码库，但具体功能未知。</w:t>
+        <w:t>这是什么：这是一个开源项目，但描述为空，从名称推测可能与某种模式或配置相关。由于缺乏具体信息，无法准确说明它的核心功能。</w:t>
         <w:br/>
       </w:r>
       <w:r>
-        <w:t>能用来做什么：由于信息不足，无法确定典型使用场景。建议查看项目文档或代码来了解。</w:t>
+        <w:t>能用来做什么：由于信息不足，暂时无法确定典型使用场景，建议查看项目主页获取更多细节。</w:t>
         <w:br/>
       </w:r>
       <w:r>
@@ -115,7 +115,7 @@
         <w:br/>
       </w:r>
       <w:r>
-        <w:t>对新手有什么帮助：对新手帮助有限，因为缺乏描述，不建议零基础用户贸然尝试。</w:t>
+        <w:t>对新手有什么帮助：对于新手来说，目前信息太少，建议先关注项目更新或查阅文档，等有更多资料后再学习。</w:t>
         <w:br/>
       </w:r>
       <w:r>
@@ -127,28 +127,28 @@
         <w:pStyle w:val="Heading2"/>
       </w:pPr>
       <w:r>
-        <w:t>4. designfuchen/word-atlas  ⭐ 3,126</w:t>
+        <w:t>4. designfuchen/word-atlas  ⭐ 3,137</w:t>
       </w:r>
     </w:p>
     <w:p>
       <w:r>
-        <w:t>语言：TypeScript ｜ Stars：3,126 ｜ Forks：686</w:t>
+        <w:t>语言：TypeScript ｜ Stars：3,137 ｜ Forks：690</w:t>
         <w:br/>
       </w:r>
       <w:r>
-        <w:t>这是什么：这是一个雅思词汇学习应用，包含 7298 个带插图的单词，配有英音和美音音频，还使用 FSRS 复习算法（一种根据记忆曲线安排复习时间的方法）帮你记单词。它是开源应用，数据集也开放。</w:t>
+        <w:t>这是什么：词光 · Word Atlas 是一个图文并茂的雅思词汇学习应用，包含 7298 个单词，配有英音和美音音频，还支持 FSRS 记忆复习算法。它既是开源应用，也提供了开放的数据集。</w:t>
         <w:br/>
       </w:r>
       <w:r>
-        <w:t>能用来做什么：适合备考雅思的学生用来背单词，通过图片和音频加深记忆，并按照科学安排复习，提高效率。</w:t>
+        <w:t>能用来做什么：你可以用它来背雅思单词，通过图片和音频加深记忆，并利用科学的复习计划巩固学习效果。</w:t>
         <w:br/>
       </w:r>
       <w:r>
-        <w:t>适用领域：语言学习、教育、词汇记忆</w:t>
+        <w:t>适用领域：英语学习、雅思备考、词汇记忆</w:t>
         <w:br/>
       </w:r>
       <w:r>
-        <w:t>对新手有什么帮助：零基础学英语的人可以用它来积累词汇，图文并茂容易上手，还能学习开源应用的开发方式。</w:t>
+        <w:t>对新手有什么帮助：非常适合正在准备雅思或想提升英语词汇量的新手，界面友好，功能实用，能帮你高效记单词。</w:t>
         <w:br/>
       </w:r>
       <w:r>
@@ -160,20 +160,20 @@
         <w:pStyle w:val="Heading2"/>
       </w:pPr>
       <w:r>
-        <w:t>5. interplains/Zero-Breach-Toolkit  ⭐ 2,965</w:t>
+        <w:t>5. interplains/Zero-Breach-Toolkit  ⭐ 2,975</w:t>
       </w:r>
     </w:p>
     <w:p>
       <w:r>
-        <w:t>语言：Python ｜ Stars：2,965 ｜ Forks：319</w:t>
+        <w:t>语言：Python ｜ Stars：2,975 ｜ Forks：321</w:t>
         <w:br/>
       </w:r>
       <w:r>
-        <w:t>这是什么：这是一个免费、开源的离线检查工具，用于检测电脑或手机中是否存在已知雇佣兵间谍软件的痕迹。它支持 Windows、macOS、Linux、安卓手机和 iPhone 备份。</w:t>
+        <w:t>这是什么：这是一个免费、开源的离线检查工具包，用于检测已知雇佣兵间谍软件的痕迹。它可以在 Windows、macOS、Linux 系统以及安卓手机和 iPhone 备份上运行。</w:t>
         <w:br/>
       </w:r>
       <w:r>
-        <w:t>能用来做什么：你可以用它来检查自己的设备是否被间谍软件感染，比如在怀疑手机被监控时进行扫描，保护隐私安全。</w:t>
+        <w:t>能用来做什么：如果你担心自己的设备被间谍软件监控，可以用它来扫描检查，比如检查手机备份或电脑系统是否有可疑痕迹。</w:t>
         <w:br/>
       </w:r>
       <w:r>
@@ -181,7 +181,7 @@
         <w:br/>
       </w:r>
       <w:r>
-        <w:t>对新手有什么帮助：适合关心隐私安全的普通用户，无需联网就能检查设备，操作简单，也能学习基本的网络安全知识。</w:t>
+        <w:t>对新手有什么帮助：对于关注隐私安全的新手来说，这是一个简单易用的自查工具，能帮你了解设备安全状况，同时学习基本的网络安全知识。</w:t>
         <w:br/>
       </w:r>
       <w:r>
@@ -212,7 +212,7 @@
         <w:t>Google AI gets cagey when asked who won the 2020 elections</w:t>
       </w:r>
       <w:r>
-        <w:t>（👍 143）</w:t>
+        <w:t>（👍 144）</w:t>
       </w:r>
       <w:r>
         <w:br/>
@@ -220,7 +220,7 @@
       </w:r>
       <w:r>
         <w:br/>
-        <w:t>摘要：有用户发现 Google 的 AI 在被问及 2020 年美国大选胜者时给出回避性回答，引发对模型政治敏感话题审查与中立性的讨论。</w:t>
+        <w:t>摘要：谷歌的AI在被问及2020年美国总统大选获胜者时表现出回避态度，引发外界对AI模型在敏感政治话题上审查与安全对齐策略的讨论。</w:t>
       </w:r>
     </w:p>
     <w:p>
@@ -231,7 +231,7 @@
         <w:t>AI execs may be too out of touch to build for the general public</w:t>
       </w:r>
       <w:r>
-        <w:t>（👍 50）</w:t>
+        <w:t>（👍 52）</w:t>
       </w:r>
       <w:r>
         <w:br/>
@@ -239,7 +239,7 @@
       </w:r>
       <w:r>
         <w:br/>
-        <w:t>摘要：文章讨论 AI 高管可能因自身背景与生活圈层脱离普通用户，导致产品设计难以真正服务大众需求，值得关注 AI 产品与用户脱节的风险。</w:t>
+        <w:t>摘要：有观点认为AI行业高管与普通公众的生活脱节，可能导致其产品设计忽视大众真实需求，值得关注AI产品落地与用户需求之间的错位问题。</w:t>
       </w:r>
     </w:p>
     <w:p>
@@ -263,7 +263,7 @@
       </w:r>
       <w:r>
         <w:br/>
-        <w:t>摘要：量子位介绍 FluxVLA Engine 技术报告，主打工程能力一键复用、让团队专注开发新能力，属于机器人 VLA 方向的基础设施工作。</w:t>
+        <w:t>摘要：量子位介绍FluxVLA Engine技术报告，主打工程能力的一次性复用，让团队无需重复造轮子、专注开发新能力，对具身智能/VLA领域的工程效率提升有参考价值。</w:t>
       </w:r>
     </w:p>
     <w:p>
@@ -287,7 +287,7 @@
       </w:r>
       <w:r>
         <w:br/>
-        <w:t>摘要：新智元报道扩散模型 DiffuSpace 开源 Clover 35B-A3B-Preview，参数规模提升至 5 倍同时保持 10 倍速，值得关注扩散语言模型的效率突破。</w:t>
+        <w:t>摘要：新智元报道扩散智能模型DiffuSpace开源Clover 35B-A3B-Preview，参数规模提升至5倍的同时保持10倍速，值得关注扩散模型在大规模高效推理上的进展。</w:t>
       </w:r>
     </w:p>
     <w:sectPr>
